--- a/public/predloge/pravila-rabe-ai.docx
+++ b/public/predloge/pravila-rabe-ai.docx
@@ -742,7 +742,7 @@
         <w:t xml:space="preserve">[odgovorna oseba]</w:t>
       </w:r>
       <w:r>
-        <w:t xml:space="preserve">. Pred odobritvijo preveri, ali ponudnik podatke uporablja za učenje modelov, kje (v EU ali zunaj nje) in koliko časa jih hrani in ali je z njim sklenjena pogodba o obdelavi osebnih podatkov. Pogoje odobrenih orodij pregleda vsaj enkrat na leto.</w:t>
+        <w:t xml:space="preserve">. Pred odobritvijo preveri, ali ponudnik podatke uporablja za učenje modelov, kje (v EU ali zunaj nje) in koliko časa jih hrani ter ali je z njim sklenjena pogodba o obdelavi osebnih podatkov. Pogoje odobrenih orodij pregleda vsaj enkrat na leto.</w:t>
       </w:r>
     </w:p>
     <w:p>
@@ -2300,7 +2300,7 @@
         <w:spacing w:after="120"/>
       </w:pPr>
       <w:r>
-        <w:t xml:space="preserve">Spodaj podpisani potrjujem, da sem prebral Pravila rabe orodij umetne inteligence </w:t>
+        <w:t xml:space="preserve">Spodaj podpisani potrjujem, da sem prebral(-a) Pravila rabe orodij umetne inteligence </w:t>
       </w:r>
       <w:r>
         <w:rPr>
@@ -2320,7 +2320,7 @@
         <w:t xml:space="preserve">[datum]</w:t>
       </w:r>
       <w:r>
-        <w:t xml:space="preserve">, in jih bom pri delu upošteval.</w:t>
+        <w:t xml:space="preserve">, in jih bom pri delu upošteval(-a).</w:t>
       </w:r>
     </w:p>
     <w:p>
